--- a/docs/prd-docx-v2/用户端App/订单创建.docx
+++ b/docs/prd-docx-v2/用户端App/订单创建.docx
@@ -1314,7 +1314,7 @@
           <w:b w:val="0"/>
           <w:sz w:val="21"/>
         </w:rPr>
-        <w:t>· **订单提交**：提交后生成订单号，保存至 `localStorage`，展示成功页。</w:t>
+        <w:t>· **订单提交**：提交后生成订单号，保存至 `浏览器本地缓存`，展示成功页。</w:t>
       </w:r>
     </w:p>
     <w:p>
@@ -1700,7 +1700,7 @@
                 <w:rFonts w:ascii="宋体" w:hAnsi="宋体" w:eastAsia="宋体"/>
                 <w:sz w:val="21"/>
               </w:rPr>
-              <w:t>`window.MockData.providers`</w:t>
+              <w:t>业务数据</w:t>
             </w:r>
           </w:p>
         </w:tc>
@@ -1714,7 +1714,7 @@
                 <w:rFonts w:ascii="宋体" w:hAnsi="宋体" w:eastAsia="宋体"/>
                 <w:sz w:val="21"/>
               </w:rPr>
-              <w:t>`mock-data.js`</w:t>
+              <w:t>原型数据</w:t>
             </w:r>
           </w:p>
         </w:tc>
@@ -1802,7 +1802,7 @@
                 <w:rFonts w:ascii="宋体" w:hAnsi="宋体" w:eastAsia="宋体"/>
                 <w:sz w:val="21"/>
               </w:rPr>
-              <w:t>`mobile-app.js`</w:t>
+              <w:t>页面逻辑</w:t>
             </w:r>
           </w:p>
         </w:tc>
@@ -1832,7 +1832,7 @@
                 <w:rFonts w:ascii="宋体" w:hAnsi="宋体" w:eastAsia="宋体"/>
                 <w:sz w:val="21"/>
               </w:rPr>
-              <w:t>`fallback.userAddresses`</w:t>
+              <w:t>业务数据</w:t>
             </w:r>
           </w:p>
         </w:tc>
@@ -1846,7 +1846,7 @@
                 <w:rFonts w:ascii="宋体" w:hAnsi="宋体" w:eastAsia="宋体"/>
                 <w:sz w:val="21"/>
               </w:rPr>
-              <w:t>`mobile-app.js`</w:t>
+              <w:t>页面逻辑</w:t>
             </w:r>
           </w:p>
         </w:tc>
@@ -1876,7 +1876,7 @@
                 <w:rFonts w:ascii="宋体" w:hAnsi="宋体" w:eastAsia="宋体"/>
                 <w:sz w:val="21"/>
               </w:rPr>
-              <w:t>`mockUserOrders`（`localStorage`）</w:t>
+              <w:t>`mockUserOrders`（`浏览器本地缓存`）</w:t>
             </w:r>
           </w:p>
         </w:tc>
@@ -1920,7 +1920,7 @@
                 <w:rFonts w:ascii="宋体" w:hAnsi="宋体" w:eastAsia="宋体"/>
                 <w:sz w:val="21"/>
               </w:rPr>
-              <w:t>`mockUserCart`（`localStorage`）</w:t>
+              <w:t>`mockUserCart`（`浏览器本地缓存`）</w:t>
             </w:r>
           </w:p>
         </w:tc>
@@ -2427,7 +2427,7 @@
           <w:rFonts w:ascii="宋体" w:hAnsi="宋体" w:eastAsia="宋体"/>
           <w:sz w:val="21"/>
         </w:rPr>
-        <w:t>- 服务商数据来源于 `window.MockData.providers`，过滤 `auditStatus === "已通过"` 或 `status === "正常营业"`。 - 距离为随机生成的 mock 数据。  ---</w:t>
+        <w:t>- 服务商数据来源于 `系统数据.providers`，过滤 `auditStatus === "已通过"` 或 `status === "正常营业"`。 - 距离为随机生成的 mock 数据。  ---</w:t>
       </w:r>
     </w:p>
     <w:p>
@@ -2665,7 +2665,7 @@
           <w:rFonts w:ascii="宋体" w:hAnsi="宋体" w:eastAsia="宋体"/>
           <w:sz w:val="21"/>
         </w:rPr>
-        <w:t>- 默认信息来源于 `localStorage` 用户档案与 `fallback.userAddresses`。  ---</w:t>
+        <w:t>- 默认信息来源于 `浏览器本地缓存` 用户档案与 `fallback.userAddresses`。  ---</w:t>
       </w:r>
     </w:p>
     <w:p>
@@ -2861,7 +2861,7 @@
           <w:rFonts w:ascii="宋体" w:hAnsi="宋体" w:eastAsia="宋体"/>
           <w:sz w:val="21"/>
         </w:rPr>
-        <w:t>- 点击「提交订单」按钮后：   - 生成订单号（格式 `UO-${时间戳后6位}`）。   - 计算最终金额（商品金额 × 数量 - 优惠券抵扣）。   - 组装订单对象，包含：订单号、类型、车辆、服务、金额、支付方式、配送方式、服务商、地址、联系人、备注等。   - 订单写入 `localStorage`（`mockUserOrders`），最多保留 20 条。   - 若来源为购物车（`from=cart`），自动从购物车移除该 SKU。   - 隐藏表单，展示「下单成功」区块，包含订单号与成功提示。   - 提供「继续逛商城」和「查看订单」两个操作按钮。</w:t>
+        <w:t>- 点击「提交订单」按钮后：   - 生成订单号（格式 `UO-${时间戳后6位}`）。   - 计算最终金额（商品金额 × 数量 - 优惠券抵扣）。   - 组装订单对象，包含：订单号、类型、车辆、服务、金额、支付方式、配送方式、服务商、地址、联系人、备注等。   - 订单写入 `浏览器本地缓存`（`mockUserOrders`），最多保留 20 条。   - 若来源为购物车（`from=cart`），自动从购物车移除该 SKU。   - 隐藏表单，展示「下单成功」区块，包含订单号与成功提示。   - 提供「继续逛商城」和「查看订单」两个操作按钮。</w:t>
       </w:r>
     </w:p>
     <w:p>
